--- a/module-1/Beck-Assignment1_2.docx
+++ b/module-1/Beck-Assignment1_2.docx
@@ -67,6 +67,117 @@
       </w:r>
     </w:p>
     <w:p/>
+    <w:p/>
+    <w:p>
+      <w:r>
+        <w:rPr>
+          <w:noProof/>
+        </w:rPr>
+        <w:lastRenderedPageBreak/>
+        <w:drawing>
+          <wp:inline distT="0" distB="0" distL="0" distR="0" wp14:anchorId="62690257" wp14:editId="4B4DDB0B">
+            <wp:extent cx="5943600" cy="2573020"/>
+            <wp:effectExtent l="0" t="0" r="0" b="0"/>
+            <wp:docPr id="432231470" name="Picture 1"/>
+            <wp:cNvGraphicFramePr>
+              <a:graphicFrameLocks xmlns:a="http://schemas.openxmlformats.org/drawingml/2006/main" noChangeAspect="1"/>
+            </wp:cNvGraphicFramePr>
+            <a:graphic xmlns:a="http://schemas.openxmlformats.org/drawingml/2006/main">
+              <a:graphicData uri="http://schemas.openxmlformats.org/drawingml/2006/picture">
+                <pic:pic xmlns:pic="http://schemas.openxmlformats.org/drawingml/2006/picture">
+                  <pic:nvPicPr>
+                    <pic:cNvPr id="432231470" name="Picture 432231470"/>
+                    <pic:cNvPicPr/>
+                  </pic:nvPicPr>
+                  <pic:blipFill>
+                    <a:blip r:embed="rId5" cstate="print">
+                      <a:extLst>
+                        <a:ext uri="{28A0092B-C50C-407E-A947-70E740481C1C}">
+                          <a14:useLocalDpi xmlns:a14="http://schemas.microsoft.com/office/drawing/2010/main" val="0"/>
+                        </a:ext>
+                      </a:extLst>
+                    </a:blip>
+                    <a:stretch>
+                      <a:fillRect/>
+                    </a:stretch>
+                  </pic:blipFill>
+                  <pic:spPr>
+                    <a:xfrm>
+                      <a:off x="0" y="0"/>
+                      <a:ext cx="5943600" cy="2573020"/>
+                    </a:xfrm>
+                    <a:prstGeom prst="rect">
+                      <a:avLst/>
+                    </a:prstGeom>
+                  </pic:spPr>
+                </pic:pic>
+              </a:graphicData>
+            </a:graphic>
+          </wp:inline>
+        </w:drawing>
+      </w:r>
+      <w:r>
+        <w:rPr>
+          <w:noProof/>
+        </w:rPr>
+        <w:drawing>
+          <wp:inline distT="0" distB="0" distL="0" distR="0" wp14:anchorId="553FB299" wp14:editId="001546E8">
+            <wp:extent cx="5943600" cy="2419985"/>
+            <wp:effectExtent l="0" t="0" r="0" b="0"/>
+            <wp:docPr id="1715974111" name="Picture 2"/>
+            <wp:cNvGraphicFramePr>
+              <a:graphicFrameLocks xmlns:a="http://schemas.openxmlformats.org/drawingml/2006/main" noChangeAspect="1"/>
+            </wp:cNvGraphicFramePr>
+            <a:graphic xmlns:a="http://schemas.openxmlformats.org/drawingml/2006/main">
+              <a:graphicData uri="http://schemas.openxmlformats.org/drawingml/2006/picture">
+                <pic:pic xmlns:pic="http://schemas.openxmlformats.org/drawingml/2006/picture">
+                  <pic:nvPicPr>
+                    <pic:cNvPr id="1715974111" name="Picture 1715974111"/>
+                    <pic:cNvPicPr/>
+                  </pic:nvPicPr>
+                  <pic:blipFill>
+                    <a:blip r:embed="rId6" cstate="print">
+                      <a:extLst>
+                        <a:ext uri="{28A0092B-C50C-407E-A947-70E740481C1C}">
+                          <a14:useLocalDpi xmlns:a14="http://schemas.microsoft.com/office/drawing/2010/main" val="0"/>
+                        </a:ext>
+                      </a:extLst>
+                    </a:blip>
+                    <a:stretch>
+                      <a:fillRect/>
+                    </a:stretch>
+                  </pic:blipFill>
+                  <pic:spPr>
+                    <a:xfrm>
+                      <a:off x="0" y="0"/>
+                      <a:ext cx="5943600" cy="2419985"/>
+                    </a:xfrm>
+                    <a:prstGeom prst="rect">
+                      <a:avLst/>
+                    </a:prstGeom>
+                  </pic:spPr>
+                </pic:pic>
+              </a:graphicData>
+            </a:graphic>
+          </wp:inline>
+        </w:drawing>
+      </w:r>
+    </w:p>
+    <w:p/>
+    <w:p/>
+    <w:p>
+      <w:hyperlink r:id="rId7" w:history="1">
+        <w:r>
+          <w:rPr>
+            <w:rStyle w:val="Hyperlink"/>
+          </w:rPr>
+          <w:t>https://github.com/molleebeck/csd-325.git</w:t>
+        </w:r>
+      </w:hyperlink>
+      <w:r>
+        <w:t xml:space="preserve">  </w:t>
+      </w:r>
+    </w:p>
     <w:sectPr>
       <w:pgSz w:w="12240" w:h="15840"/>
       <w:pgMar w:top="1440" w:right="1440" w:bottom="1440" w:left="1440" w:header="720" w:footer="720" w:gutter="0"/>
@@ -680,6 +791,7 @@
   <w:style w:type="character" w:default="1" w:styleId="DefaultParagraphFont">
     <w:name w:val="Default Paragraph Font"/>
     <w:uiPriority w:val="1"/>
+    <w:semiHidden/>
     <w:unhideWhenUsed/>
   </w:style>
   <w:style w:type="table" w:default="1" w:styleId="TableNormal">
@@ -991,6 +1103,29 @@
       <w:smallCaps/>
       <w:color w:val="0F4761" w:themeColor="accent1" w:themeShade="BF"/>
       <w:spacing w:val="5"/>
+    </w:rPr>
+  </w:style>
+  <w:style w:type="character" w:styleId="Hyperlink">
+    <w:name w:val="Hyperlink"/>
+    <w:basedOn w:val="DefaultParagraphFont"/>
+    <w:uiPriority w:val="99"/>
+    <w:unhideWhenUsed/>
+    <w:rsid w:val="00A73DFD"/>
+    <w:rPr>
+      <w:color w:val="467886" w:themeColor="hyperlink"/>
+      <w:u w:val="single"/>
+    </w:rPr>
+  </w:style>
+  <w:style w:type="character" w:styleId="UnresolvedMention">
+    <w:name w:val="Unresolved Mention"/>
+    <w:basedOn w:val="DefaultParagraphFont"/>
+    <w:uiPriority w:val="99"/>
+    <w:semiHidden/>
+    <w:unhideWhenUsed/>
+    <w:rsid w:val="00A73DFD"/>
+    <w:rPr>
+      <w:color w:val="605E5C"/>
+      <w:shd w:val="clear" w:color="auto" w:fill="E1DFDD"/>
     </w:rPr>
   </w:style>
 </w:styles>
